--- a/林小龙-资深前端开发工程师简历-微调版.docx
+++ b/林小龙-资深前端开发工程师简历-微调版.docx
@@ -284,6 +284,8 @@
         </w:rPr>
         <w:t>AI Native 协作：熟悉 Codex / Cursor等 AI 工具的工程化使用，能拆解任务、审查产出、沉淀规范，并推动产品、后端、测试协作闭环。</w:t>
       </w:r>
+      <w:bookmarkStart w:id="0" w:name="_GoBack"/>
+      <w:bookmarkEnd w:id="0"/>
     </w:p>
     <w:p>
       <w:pPr>
@@ -937,13 +939,11 @@
         </w:rPr>
         <w:t>配合后端打通“后台配置 - 接口下发 - 官网/H5 动态展示”链路，保障活动营销、分享转化和 App 内容运营可以通过后台配置快速调整。</w:t>
       </w:r>
-      <w:bookmarkStart w:id="0" w:name="_GoBack"/>
-      <w:bookmarkEnd w:id="0"/>
     </w:p>
     <w:p>
       <w:pPr>
         <w:pStyle w:val="16"/>
-        <w:spacing w:after="20" w:line="245" w:lineRule="auto" w:before="68"/>
+        <w:spacing w:before="68" w:after="20" w:line="245" w:lineRule="auto"/>
         <w:ind w:left="244" w:hanging="113"/>
       </w:pPr>
       <w:r>
@@ -959,7 +959,7 @@
     <w:p>
       <w:pPr>
         <w:pStyle w:val="16"/>
-        <w:spacing w:after="18" w:line="245" w:lineRule="auto" w:before="68"/>
+        <w:spacing w:before="68" w:after="18" w:line="245" w:lineRule="auto"/>
         <w:ind w:left="244" w:hanging="113"/>
       </w:pPr>
       <w:r>
@@ -975,7 +975,7 @@
     <w:p>
       <w:pPr>
         <w:pStyle w:val="16"/>
-        <w:spacing w:after="24" w:line="245" w:lineRule="auto" w:before="68"/>
+        <w:spacing w:before="68" w:after="24" w:line="245" w:lineRule="auto"/>
         <w:ind w:left="244" w:hanging="113"/>
       </w:pPr>
       <w:r>
@@ -1000,7 +1000,7 @@
     <w:p>
       <w:pPr>
         <w:pStyle w:val="16"/>
-        <w:spacing w:after="17" w:line="245" w:lineRule="auto" w:before="68"/>
+        <w:spacing w:before="68" w:after="17" w:line="245" w:lineRule="auto"/>
         <w:ind w:left="244" w:hanging="113"/>
       </w:pPr>
       <w:r>
@@ -1016,7 +1016,7 @@
     <w:p>
       <w:pPr>
         <w:pStyle w:val="16"/>
-        <w:spacing w:after="17" w:line="245" w:lineRule="auto" w:before="68"/>
+        <w:spacing w:before="68" w:after="17" w:line="245" w:lineRule="auto"/>
         <w:ind w:left="244" w:hanging="113"/>
       </w:pPr>
       <w:r>
@@ -1032,7 +1032,7 @@
     <w:p>
       <w:pPr>
         <w:pStyle w:val="16"/>
-        <w:spacing w:after="17" w:line="245" w:lineRule="auto" w:before="68"/>
+        <w:spacing w:before="68" w:after="17" w:line="245" w:lineRule="auto"/>
         <w:ind w:left="244" w:hanging="113"/>
       </w:pPr>
       <w:r>
@@ -1048,7 +1048,7 @@
     <w:p>
       <w:pPr>
         <w:pStyle w:val="16"/>
-        <w:spacing w:after="17" w:line="245" w:lineRule="auto" w:before="68"/>
+        <w:spacing w:before="68" w:after="17" w:line="245" w:lineRule="auto"/>
         <w:ind w:left="244" w:hanging="113"/>
       </w:pPr>
       <w:r>
@@ -1064,7 +1064,7 @@
     <w:p>
       <w:pPr>
         <w:pStyle w:val="16"/>
-        <w:spacing w:after="17" w:line="245" w:lineRule="auto" w:before="68"/>
+        <w:spacing w:before="68" w:after="17" w:line="245" w:lineRule="auto"/>
         <w:ind w:left="244" w:hanging="113"/>
       </w:pPr>
       <w:r>
@@ -1080,7 +1080,7 @@
     <w:p>
       <w:pPr>
         <w:pStyle w:val="16"/>
-        <w:spacing w:after="17" w:line="245" w:lineRule="auto" w:before="68"/>
+        <w:spacing w:before="68" w:after="17" w:line="245" w:lineRule="auto"/>
         <w:ind w:left="244" w:hanging="113"/>
       </w:pPr>
       <w:r>
@@ -1096,7 +1096,7 @@
     <w:p>
       <w:pPr>
         <w:pStyle w:val="16"/>
-        <w:spacing w:after="17" w:line="245" w:lineRule="auto" w:before="68"/>
+        <w:spacing w:before="68" w:after="17" w:line="245" w:lineRule="auto"/>
         <w:ind w:left="244" w:hanging="113"/>
       </w:pPr>
       <w:r>
